--- a/docs/sentinel-ci-demo-trame-s3-presenter-card-2026-05-25.docx
+++ b/docs/sentinel-ci-demo-trame-s3-presenter-card-2026-05-25.docx
@@ -80,6 +80,22 @@
           <w:sz w:val="21"/>
         </w:rPr>
         <w:t>Le Scénario 3 s'enchaîne après la Décision Option B (S2.7). Cible : posture sécuritaire dual-axis avant le Conseil Défense restreint de 15h00.</w:t>
+      </w:r>
+    </w:p>
+    <w:p>
+      <w:pPr>
+        <w:pStyle w:val="ListBullet"/>
+        <w:spacing w:before="0" w:after="20" w:line="276" w:lineRule="auto"/>
+      </w:pPr>
+      <w:r>
+        <w:rPr>
+          <w:rFonts w:ascii="Calibri" w:hAnsi="Calibri" w:cs="Calibri" w:eastAsia="Calibri"/>
+          <w:b w:val="0"/>
+          <w:i w:val="0"/>
+          <w:color w:val="121822"/>
+          <w:sz w:val="21"/>
+        </w:rPr>
+        <w:t>Phase 2.1 : le rail principal expose Securite, Reputation et Veille sociale ; Security Monitor plein écran sur /securite/monitor.</w:t>
       </w:r>
     </w:p>
     <w:p>
@@ -244,7 +260,7 @@
           <w:color w:val="121822"/>
           <w:sz w:val="21"/>
         </w:rPr>
-        <w:t>Cockpit, bloc « Posture sécuritaire » mis en avant avec deux cartes Intérieur / Extérieur et la pastille « 15h00 — Conseil Défense restreint ».</w:t>
+        <w:t>Onglet Securite (rail principal) : posture dual-axis promue, barre sticky Conseil Defense 15h00, theatre Sahel ADS-B et chronologie rumeur inline.</w:t>
       </w:r>
     </w:p>
     <w:p>
@@ -269,7 +285,7 @@
           <w:color w:val="55606E"/>
           <w:sz w:val="21"/>
         </w:rPr>
-        <w:t>Sidebar gauche → chip « Posture sécuritaire » dans la barre de statut VP (ouvre directement le bloc).</w:t>
+        <w:t>Rail gauche → onglet Securite (ou cockpit → chip Posture securitaire).</w:t>
       </w:r>
     </w:p>
     <w:p>
@@ -353,7 +369,7 @@
           <w:color w:val="121822"/>
           <w:sz w:val="21"/>
         </w:rPr>
-        <w:t>Vue Stratégie, carte avec couche social-geo activée (points colorés sentiment) et drawer de droite affichant la liste des tweets groupés (officiels / citoyens / rumeur).</w:t>
+        <w:t>Page Veille sociale (/veille-sociale) : feed scrollable avec filtres bucket/sentiment, tri engagement et export CSV advisory.</w:t>
       </w:r>
     </w:p>
     <w:p>
@@ -378,7 +394,7 @@
           <w:color w:val="55606E"/>
           <w:sz w:val="21"/>
         </w:rPr>
-        <w:t>Carte Stratégie → bouton couche « Pulsation sociale » → drawer presse rouvert sur la pulsation.</w:t>
+        <w:t>Rail → Securite n/a · URL directe /hypervisor/mission-room/veille-sociale ou drawer pulsation depuis AYA.</w:t>
       </w:r>
     </w:p>
     <w:p>
@@ -571,7 +587,7 @@
           <w:color w:val="121822"/>
           <w:sz w:val="21"/>
         </w:rPr>
-        <w:t>Carte avec couches military-air (triangles) et border-tension actives, drawer « Snapshot ADS-B » listant les traces et zones de surveillance.</w:t>
+        <w:t>Security Monitor plein écran (/securite/monitor) : carte Sahel military-air + border-tension, alertes ADS-B, fil rumeur et signaux sociaux.</w:t>
       </w:r>
     </w:p>
     <w:p>
@@ -596,7 +612,7 @@
           <w:color w:val="55606E"/>
           <w:sz w:val="21"/>
         </w:rPr>
-        <w:t>Carte Stratégie → bouton couche « Trafic militaire » → drawer presse rouvert sur le snapshot ADS-B.</w:t>
+        <w:t>Onglet Securite → lien « Ouvrir Security Monitor » ou URL /hypervisor/mission-room/securite/monitor.</w:t>
       </w:r>
     </w:p>
     <w:p>
@@ -680,7 +696,7 @@
           <w:color w:val="121822"/>
           <w:sz w:val="21"/>
         </w:rPr>
-        <w:t>Vue Réputation, score 72 affiché, trois cartes drill : 2 vertes + 1 orange, lien direct vers l'article L'Inter.</w:t>
+        <w:t>Vue Reputation (rail principal), score 72 affiché, trois cartes drill : 2 vertes + 1 orange, lien direct vers l'article L'Inter.</w:t>
       </w:r>
     </w:p>
     <w:p>
@@ -705,7 +721,7 @@
           <w:color w:val="55606E"/>
           <w:sz w:val="21"/>
         </w:rPr>
-        <w:t>Sidebar → onglet Réputation → ancre « Drill 2+/1- » en bas de page.</w:t>
+        <w:t>Rail gauche → onglet Reputation → ancre « Drill 2+/1- » en bas de page.</w:t>
       </w:r>
     </w:p>
     <w:p>

--- a/docs/sentinel-ci-demo-trame-s3-presenter-card-2026-05-25.docx
+++ b/docs/sentinel-ci-demo-trame-s3-presenter-card-2026-05-25.docx
@@ -95,7 +95,7 @@
           <w:color w:val="121822"/>
           <w:sz w:val="21"/>
         </w:rPr>
-        <w:t>Phase 2.1 : le rail principal expose Securite, Reputation et Veille sociale ; Security Monitor plein écran sur /securite/monitor.</w:t>
+        <w:t>Phase 2.1 : le rail principal expose Sécurité, Réputation et Veille sociale ; Security Monitor plein écran sur /securite/monitor.</w:t>
       </w:r>
     </w:p>
     <w:p>
@@ -235,7 +235,7 @@
           <w:color w:val="121822"/>
           <w:sz w:val="21"/>
         </w:rPr>
-        <w:t>« Posture dual-axis : intérieur vigilance, extérieur Sahel élevée. Prochain Conseil Défense restreint à 15h. »</w:t>
+        <w:t>« Monsieur le Vice-Président, posture en vigilance intérieure et élevée sur l'axe Sahel. La rumeur frontière Nord est démentie ; je prépare la lecture pour le Conseil Défense de 15h00. »</w:t>
       </w:r>
     </w:p>
     <w:p>
@@ -260,7 +260,7 @@
           <w:color w:val="121822"/>
           <w:sz w:val="21"/>
         </w:rPr>
-        <w:t>Onglet Securite (rail principal) : posture dual-axis promue, barre sticky Conseil Defense 15h00, theatre Sahel ADS-B et chronologie rumeur inline.</w:t>
+        <w:t>Onglet Sécurité (rail principal) : posture dual-axis promue, barre sticky Conseil Défense 15h00, théâtre Sahel ADS-B et chronologie rumeur inline.</w:t>
       </w:r>
     </w:p>
     <w:p>
@@ -285,7 +285,7 @@
           <w:color w:val="55606E"/>
           <w:sz w:val="21"/>
         </w:rPr>
-        <w:t>Rail gauche → onglet Securite (ou cockpit → chip Posture securitaire).</w:t>
+        <w:t>Rail gauche → onglet Sécurité (ou cockpit → chip Posture sécuritaire).</w:t>
       </w:r>
     </w:p>
     <w:p>
@@ -344,7 +344,7 @@
           <w:color w:val="121822"/>
           <w:sz w:val="21"/>
         </w:rPr>
-        <w:t>« 18 tweets sur la dernière heure : 5 officiels, 8 citoyens pseudonymisés, 5 signaux rumeur frontière. Snapshot demo-safe. »</w:t>
+        <w:t>« Monsieur le Vice-Président, j'affiche 18 signaux publics sur la séquence du jour : canaux vérifiés, citoyens pseudonymisés et rumeurs suivies. Le volume reste maîtrisé après les démentis officiels. »</w:t>
       </w:r>
     </w:p>
     <w:p>
@@ -369,7 +369,7 @@
           <w:color w:val="121822"/>
           <w:sz w:val="21"/>
         </w:rPr>
-        <w:t>Page Veille sociale (/veille-sociale) : feed scrollable avec filtres bucket/sentiment, tri engagement et export CSV advisory.</w:t>
+        <w:t>Page Veille sociale (/veille-sociale) : feed scrollable avec filtres périmètre/sentiment, tri engagement et export CSV advisory.</w:t>
       </w:r>
     </w:p>
     <w:p>
@@ -394,7 +394,7 @@
           <w:color w:val="55606E"/>
           <w:sz w:val="21"/>
         </w:rPr>
-        <w:t>Rail → Securite n/a · URL directe /hypervisor/mission-room/veille-sociale ou drawer pulsation depuis AYA.</w:t>
+        <w:t>URL directe /hypervisor/mission-room/veille-sociale ou drawer pulsation depuis AYA.</w:t>
       </w:r>
     </w:p>
     <w:p>
@@ -453,7 +453,7 @@
           <w:color w:val="121822"/>
           <w:sz w:val="21"/>
         </w:rPr>
-        <w:t>« Origine : tweet citoyen pseudonyme à 11h42 secteur Bouna. Repris sur Telegram à 12h08, blog régional à 12h48. Démentis officiels FANCI et Préfecture Nord publiés à 13h45. »</w:t>
+        <w:t>« Monsieur le Vice-Président, la rumeur part d'un tweet citoyen à 11h42, circule via Telegram et un blog, puis la FANCI dément à 13h46. La Préfecture Nord confirme à 13h52 ; je peux préparer le communiqué. »</w:t>
       </w:r>
     </w:p>
     <w:p>
@@ -562,7 +562,7 @@
           <w:color w:val="121822"/>
           <w:sz w:val="21"/>
         </w:rPr>
-        <w:t>« Snapshot ADS-B advisory : 10 traces sur l'axe Bamako, Ouagadougou, Niamey. 3 zones de surveillance OSINT, 2 bases CEDEAO en alerte standard. Lecture advisory only. »</w:t>
+        <w:t>« Monsieur le Vice-Président, j'affiche uniquement un snapshot ADS-B advisory : 10 traces publiques sur Bamako, Ouagadougou, Niamey et Abidjan. Aucun élément affiché ne constitue une confirmation opérationnelle. »</w:t>
       </w:r>
     </w:p>
     <w:p>
@@ -612,7 +612,7 @@
           <w:color w:val="55606E"/>
           <w:sz w:val="21"/>
         </w:rPr>
-        <w:t>Onglet Securite → lien « Ouvrir Security Monitor » ou URL /hypervisor/mission-room/securite/monitor.</w:t>
+        <w:t>Onglet Sécurité → lien « Ouvrir Security Monitor » ou URL /hypervisor/mission-room/securite/monitor.</w:t>
       </w:r>
     </w:p>
     <w:p>
@@ -671,7 +671,7 @@
           <w:color w:val="121822"/>
           <w:sz w:val="21"/>
         </w:rPr>
-        <w:t>« Score 72 sur 100, plus 4 points. Deux signaux positifs (Jeune Afrique, Fraternité Matin) compensent une critique de L'Inter sur le budget défense. »</w:t>
+        <w:t>« Monsieur le Vice-Président, le score réputation est à 72 sur 100 cette semaine. Deux lectures sont favorables, sur la séquence Nord et la réponse Nawa ; la critique à surveiller porte sur le budget défense. »</w:t>
       </w:r>
     </w:p>
     <w:p>
@@ -696,7 +696,7 @@
           <w:color w:val="121822"/>
           <w:sz w:val="21"/>
         </w:rPr>
-        <w:t>Vue Reputation (rail principal), score 72 affiché, trois cartes drill : 2 vertes + 1 orange, lien direct vers l'article L'Inter.</w:t>
+        <w:t>Vue Réputation (rail principal), score 72 affiché, trois cartes drill : 2 vertes + 1 orange, lien direct vers l'article L'Inter.</w:t>
       </w:r>
     </w:p>
     <w:p>
@@ -721,7 +721,7 @@
           <w:color w:val="55606E"/>
           <w:sz w:val="21"/>
         </w:rPr>
-        <w:t>Rail gauche → onglet Reputation → ancre « Drill 2+/1- » en bas de page.</w:t>
+        <w:t>Rail gauche → onglet Réputation → ancre « Drill 2+/1- » en bas de page.</w:t>
       </w:r>
     </w:p>
     <w:p>
@@ -755,7 +755,7 @@
           <w:color w:val="121822"/>
           <w:sz w:val="21"/>
         </w:rPr>
-        <w:t>« AYA, prépare un communiqué de sécurité sur la rumeur frontière Nord. »</w:t>
+        <w:t>« AYA, prépare un communiqué de sécurité sur la rumeur Nord. »</w:t>
       </w:r>
     </w:p>
     <w:p>
@@ -780,7 +780,7 @@
           <w:color w:val="121822"/>
           <w:sz w:val="21"/>
         </w:rPr>
-        <w:t>« Brouillon prêt : démenti officiel cité, posture FANCI rappelée, advisory only. Validation requise avant publication. »</w:t>
+        <w:t>« Monsieur le Vice-Président, je prépare un brouillon cabinet citant le démenti FANCI, la mise au point de la Préfecture Nord et la coordination CEDEAO. Le texte reste advisory et devra être validé avant diffusion. »</w:t>
       </w:r>
     </w:p>
     <w:p>
@@ -869,7 +869,7 @@
           <w:color w:val="121822"/>
           <w:sz w:val="19"/>
         </w:rPr>
-        <w:t>Lancer ``predemo_reset.sh`` à H-30 pour réinitialiser ``last_focus``, ``awaiting``, ``current_meeting`` et réactiver le pack ``sentinel_ci_aya_security_v1``.</w:t>
+        <w:t>Lancer ``predemo_reset.sh`` à H-30 pour réinitialiser l'état démo et revenir au point de départ S1/S2/S3.</w:t>
       </w:r>
     </w:p>
     <w:p>
@@ -933,7 +933,7 @@
           <w:color w:val="121822"/>
           <w:sz w:val="19"/>
         </w:rPr>
-        <w:t>Garde-fou rédactionnel : si la voix échoue, présenter en mode Quick Panel texte (même résolveur, même effet à l'écran).</w:t>
+        <w:t>Garde-fou rédactionnel : si la voix échoue, présenter en mode Quick Panel texte pour obtenir le même effet à l'écran.</w:t>
       </w:r>
     </w:p>
     <w:sectPr>

--- a/docs/sentinel-ci-demo-trame-s3-presenter-card-2026-05-25.docx
+++ b/docs/sentinel-ci-demo-trame-s3-presenter-card-2026-05-25.docx
@@ -8,7 +8,7 @@
         <w:spacing w:before="0" w:after="80" w:line="276" w:lineRule="auto"/>
       </w:pPr>
       <w:r>
-        <w:t>SENTINEL-CI — Carte de trame VP, Scénario 3 · 25 mai 2026</w:t>
+        <w:t>SENTINEL-CI — Carte de trame Vice Premier Ministre, Scénario 3 · 25 mai 2026</w:t>
       </w:r>
     </w:p>
     <w:p>
@@ -235,7 +235,7 @@
           <w:color w:val="121822"/>
           <w:sz w:val="21"/>
         </w:rPr>
-        <w:t>« Monsieur le Vice-Président, posture en vigilance intérieure et élevée sur l'axe Sahel. La rumeur frontière Nord est démentie ; je prépare la lecture pour le Conseil Défense de 15h00. »</w:t>
+        <w:t>« Monsieur le Vice Premier Ministre, posture en vigilance intérieure et élevée sur l'axe Sahel. La rumeur frontière Nord est démentie ; je prépare la lecture pour le Conseil Défense de 15h00. »</w:t>
       </w:r>
     </w:p>
     <w:p>
@@ -344,7 +344,7 @@
           <w:color w:val="121822"/>
           <w:sz w:val="21"/>
         </w:rPr>
-        <w:t>« Monsieur le Vice-Président, j'affiche 18 signaux publics sur la séquence du jour : canaux vérifiés, citoyens pseudonymisés et rumeurs suivies. Le volume reste maîtrisé après les démentis officiels. »</w:t>
+        <w:t>« Monsieur le Vice Premier Ministre, j'affiche 18 signaux publics sur la séquence du jour : canaux vérifiés, citoyens pseudonymisés et rumeurs suivies. Le volume reste maîtrisé après les démentis officiels. »</w:t>
       </w:r>
     </w:p>
     <w:p>
@@ -453,7 +453,7 @@
           <w:color w:val="121822"/>
           <w:sz w:val="21"/>
         </w:rPr>
-        <w:t>« Monsieur le Vice-Président, la rumeur part d'un tweet citoyen à 11h42, circule via Telegram et un blog, puis la FANCI dément à 13h46. La Préfecture Nord confirme à 13h52 ; je peux préparer le communiqué. »</w:t>
+        <w:t>« Monsieur le Vice Premier Ministre, la rumeur part d'un tweet citoyen à 11h42, circule via Telegram et un blog, puis la FANCI dément à 13h46. La Préfecture Nord confirme à 13h52 ; je peux préparer le communiqué. »</w:t>
       </w:r>
     </w:p>
     <w:p>
@@ -562,7 +562,7 @@
           <w:color w:val="121822"/>
           <w:sz w:val="21"/>
         </w:rPr>
-        <w:t>« Monsieur le Vice-Président, j'affiche uniquement un snapshot ADS-B advisory : 10 traces publiques sur Bamako, Ouagadougou, Niamey et Abidjan. Aucun élément affiché ne constitue une confirmation opérationnelle. »</w:t>
+        <w:t>« Monsieur le Vice Premier Ministre, j'affiche uniquement un snapshot ADS-B advisory : 10 traces publiques sur Bamako, Ouagadougou, Niamey et Abidjan. Aucun élément affiché ne constitue une confirmation opérationnelle. »</w:t>
       </w:r>
     </w:p>
     <w:p>
@@ -671,7 +671,7 @@
           <w:color w:val="121822"/>
           <w:sz w:val="21"/>
         </w:rPr>
-        <w:t>« Monsieur le Vice-Président, le score réputation est à 72 sur 100 cette semaine. Deux lectures sont favorables, sur la séquence Nord et la réponse Nawa ; la critique à surveiller porte sur le budget défense. »</w:t>
+        <w:t>« Monsieur le Vice Premier Ministre, le score réputation est à 72 sur 100 cette semaine. Deux lectures sont favorables, sur la séquence Nord et la réponse Nawa ; la critique à surveiller porte sur le budget défense. »</w:t>
       </w:r>
     </w:p>
     <w:p>
@@ -780,7 +780,7 @@
           <w:color w:val="121822"/>
           <w:sz w:val="21"/>
         </w:rPr>
-        <w:t>« Monsieur le Vice-Président, je prépare un brouillon cabinet citant le démenti FANCI, la mise au point de la Préfecture Nord et la coordination CEDEAO. Le texte reste advisory et devra être validé avant diffusion. »</w:t>
+        <w:t>« Monsieur le Vice Premier Ministre, je prépare un brouillon cabinet citant le démenti FANCI, la mise au point de la Préfecture Nord et la coordination CEDEAO. Le texte reste advisory et devra être validé avant diffusion. »</w:t>
       </w:r>
     </w:p>
     <w:p>
